--- a/test-editor/download/test-editor.docx
+++ b/test-editor/download/test-editor.docx
@@ -112,7 +112,7 @@
         </w:p>
       </w:sdtContent>
     </w:sdt>
-    <w:bookmarkStart w:id="21" w:name="start-your-techpost-here"/>
+    <w:bookmarkStart w:id="23" w:name="start-your-techpost-here"/>
     <w:p>
       <w:pPr>
         <w:pStyle w:val="Heading1"/>
@@ -135,74 +135,60 @@
         <w:pStyle w:val="FirstParagraph"/>
       </w:pPr>
       <w:r>
-        <w:t xml:space="preserve">Main rules:</w:t>
+        <w:t xml:space="preserve">This is an update</w:t>
       </w:r>
     </w:p>
     <w:p>
       <w:pPr>
-        <w:pStyle w:val="Compact"/>
-        <w:numPr>
-          <w:ilvl w:val="0"/>
-          <w:numId w:val="1001"/>
-        </w:numPr>
+        <w:pStyle w:val="BodyText"/>
       </w:pPr>
       <w:r>
-        <w:t xml:space="preserve">One unique Level-1 title per article</w:t>
-      </w:r>
-      <w:r>
-        <w:br/>
-      </w:r>
-    </w:p>
-    <w:p>
-      <w:pPr>
-        <w:pStyle w:val="Compact"/>
-        <w:numPr>
-          <w:ilvl w:val="0"/>
-          <w:numId w:val="1001"/>
-        </w:numPr>
-      </w:pPr>
-      <w:r>
-        <w:t xml:space="preserve">Make sure your tables and images have captions</w:t>
-      </w:r>
-      <w:r>
-        <w:br/>
-      </w:r>
-    </w:p>
-    <w:p>
-      <w:pPr>
-        <w:pStyle w:val="Compact"/>
-        <w:numPr>
-          <w:ilvl w:val="0"/>
-          <w:numId w:val="1001"/>
-        </w:numPr>
-      </w:pPr>
-      <w:r>
-        <w:t xml:space="preserve">Use only the supported Markdown format: more info</w:t>
-      </w:r>
-      <w:r>
-        <w:t xml:space="preserve"> </w:t>
-      </w:r>
-      <w:hyperlink r:id="rId20">
-        <w:r>
-          <w:rPr>
-            <w:rStyle w:val="Hyperlink"/>
-          </w:rPr>
-          <w:t xml:space="preserve">here</w:t>
-        </w:r>
-      </w:hyperlink>
-    </w:p>
-    <w:p>
-      <w:pPr>
-        <w:pStyle w:val="FirstParagraph"/>
-      </w:pPr>
-      <w:r>
-        <w:t xml:space="preserve">Enjoy writing.</w:t>
+        <w:drawing>
+          <wp:inline>
+            <wp:extent cx="5334000" cy="1574352"/>
+            <wp:effectExtent b="0" l="0" r="0" t="0"/>
+            <wp:docPr descr="my Caption logo" title="" id="21" name="Picture"/>
+            <a:graphic>
+              <a:graphicData uri="http://schemas.openxmlformats.org/drawingml/2006/picture">
+                <pic:pic>
+                  <pic:nvPicPr>
+                    <pic:cNvPr descr="images/my-caption-logo-349b34.png" id="22" name="Picture"/>
+                    <pic:cNvPicPr>
+                      <a:picLocks noChangeArrowheads="1" noChangeAspect="1"/>
+                    </pic:cNvPicPr>
+                  </pic:nvPicPr>
+                  <pic:blipFill>
+                    <a:blip r:embed="rId20"/>
+                    <a:stretch>
+                      <a:fillRect/>
+                    </a:stretch>
+                  </pic:blipFill>
+                  <pic:spPr bwMode="auto">
+                    <a:xfrm>
+                      <a:off x="0" y="0"/>
+                      <a:ext cx="5334000" cy="1574352"/>
+                    </a:xfrm>
+                    <a:prstGeom prst="rect">
+                      <a:avLst/>
+                    </a:prstGeom>
+                    <a:noFill/>
+                    <a:ln w="9525">
+                      <a:noFill/>
+                      <a:headEnd/>
+                      <a:tailEnd/>
+                    </a:ln>
+                  </pic:spPr>
+                </pic:pic>
+              </a:graphicData>
+            </a:graphic>
+          </wp:inline>
+        </w:drawing>
       </w:r>
       <w:r>
         <w:t xml:space="preserve"> </w:t>
       </w:r>
     </w:p>
-    <w:bookmarkEnd w:id="21"/>
+    <w:bookmarkEnd w:id="23"/>
     <w:sectPr/>
   </w:body>
 </w:document>
@@ -309,114 +295,8 @@
       </w:pPr>
     </w:lvl>
   </w:abstractNum>
-  <w:abstractNum w:abstractNumId="991">
-    <w:nsid w:val="0000A991"/>
-    <w:multiLevelType w:val="multilevel"/>
-    <w:lvl w:ilvl="0">
-      <w:numFmt w:val="bullet"/>
-      <w:lvlText w:val=""/>
-      <w:lvlJc w:val="left"/>
-      <w:pPr>
-        <w:ind w:left="720" w:hanging="360"/>
-      </w:pPr>
-      <w:rPr>
-        <w:rFonts w:ascii="Symbol" w:hAnsi="Symbol" w:cs="Symbol" w:hint="default"/>
-      </w:rPr>
-    </w:lvl>
-    <w:lvl w:ilvl="1">
-      <w:numFmt w:val="bullet"/>
-      <w:lvlText w:val="o"/>
-      <w:lvlJc w:val="left"/>
-      <w:pPr>
-        <w:ind w:left="1440" w:hanging="360"/>
-      </w:pPr>
-      <w:rPr>
-        <w:rFonts w:ascii="Courier New" w:hAnsi="Courier New" w:cs="Courier New" w:hint="default"/>
-      </w:rPr>
-    </w:lvl>
-    <w:lvl w:ilvl="2">
-      <w:numFmt w:val="bullet"/>
-      <w:lvlText w:val=""/>
-      <w:lvlJc w:val="left"/>
-      <w:pPr>
-        <w:ind w:left="2160" w:hanging="360"/>
-      </w:pPr>
-      <w:rPr>
-        <w:rFonts w:ascii="Wingdings" w:hAnsi="Wingdings" w:cs="Wingdings" w:hint="default"/>
-      </w:rPr>
-    </w:lvl>
-    <w:lvl w:ilvl="3">
-      <w:numFmt w:val="bullet"/>
-      <w:lvlText w:val=""/>
-      <w:lvlJc w:val="left"/>
-      <w:pPr>
-        <w:ind w:left="2880" w:hanging="360"/>
-      </w:pPr>
-      <w:rPr>
-        <w:rFonts w:ascii="Symbol" w:hAnsi="Symbol" w:cs="Symbol" w:hint="default"/>
-      </w:rPr>
-    </w:lvl>
-    <w:lvl w:ilvl="4">
-      <w:numFmt w:val="bullet"/>
-      <w:lvlText w:val="o"/>
-      <w:lvlJc w:val="left"/>
-      <w:pPr>
-        <w:ind w:left="3600" w:hanging="360"/>
-      </w:pPr>
-      <w:rPr>
-        <w:rFonts w:ascii="Courier New" w:hAnsi="Courier New" w:cs="Courier New" w:hint="default"/>
-      </w:rPr>
-    </w:lvl>
-    <w:lvl w:ilvl="5">
-      <w:numFmt w:val="bullet"/>
-      <w:lvlText w:val=""/>
-      <w:lvlJc w:val="left"/>
-      <w:pPr>
-        <w:ind w:left="4320" w:hanging="360"/>
-      </w:pPr>
-      <w:rPr>
-        <w:rFonts w:ascii="Wingdings" w:hAnsi="Wingdings" w:cs="Wingdings" w:hint="default"/>
-      </w:rPr>
-    </w:lvl>
-    <w:lvl w:ilvl="6">
-      <w:numFmt w:val="bullet"/>
-      <w:lvlText w:val=""/>
-      <w:lvlJc w:val="left"/>
-      <w:pPr>
-        <w:ind w:left="5040" w:hanging="360"/>
-      </w:pPr>
-      <w:rPr>
-        <w:rFonts w:ascii="Symbol" w:hAnsi="Symbol" w:cs="Symbol" w:hint="default"/>
-      </w:rPr>
-    </w:lvl>
-    <w:lvl w:ilvl="7">
-      <w:numFmt w:val="bullet"/>
-      <w:lvlText w:val="o"/>
-      <w:lvlJc w:val="left"/>
-      <w:pPr>
-        <w:ind w:left="5760" w:hanging="360"/>
-      </w:pPr>
-      <w:rPr>
-        <w:rFonts w:ascii="Courier New" w:hAnsi="Courier New" w:cs="Courier New" w:hint="default"/>
-      </w:rPr>
-    </w:lvl>
-    <w:lvl w:ilvl="8">
-      <w:numFmt w:val="bullet"/>
-      <w:lvlText w:val=""/>
-      <w:lvlJc w:val="left"/>
-      <w:pPr>
-        <w:ind w:left="6480" w:hanging="360"/>
-      </w:pPr>
-      <w:rPr>
-        <w:rFonts w:ascii="Wingdings" w:hAnsi="Wingdings" w:cs="Wingdings" w:hint="default"/>
-      </w:rPr>
-    </w:lvl>
-  </w:abstractNum>
   <w:num w:numId="1000">
     <w:abstractNumId w:val="990"/>
-  </w:num>
-  <w:num w:numId="1001">
-    <w:abstractNumId w:val="991"/>
   </w:num>
 </w:numbering>
 </file>

--- a/test-editor/download/test-editor.docx
+++ b/test-editor/download/test-editor.docx
@@ -140,7 +140,7 @@
     </w:p>
     <w:p>
       <w:pPr>
-        <w:pStyle w:val="BodyText"/>
+        <w:pStyle w:val="CaptionedFigure"/>
       </w:pPr>
       <w:r>
         <w:drawing>
@@ -183,6 +183,30 @@
             </a:graphic>
           </wp:inline>
         </w:drawing>
+      </w:r>
+    </w:p>
+    <w:p>
+      <w:pPr>
+        <w:pStyle w:val="ImageCaption"/>
+      </w:pPr>
+      <w:r>
+        <w:t xml:space="preserve">my Caption logo</w:t>
+      </w:r>
+    </w:p>
+    <w:p>
+      <w:pPr>
+        <w:pStyle w:val="BodyText"/>
+      </w:pPr>
+      <w:r>
+        <w:t xml:space="preserve">Maybe there is a caption now.</w:t>
+      </w:r>
+    </w:p>
+    <w:p>
+      <w:pPr>
+        <w:pStyle w:val="BodyText"/>
+      </w:pPr>
+      <w:r>
+        <w:t xml:space="preserve">David</w:t>
       </w:r>
       <w:r>
         <w:t xml:space="preserve"> </w:t>
